--- a/acts-sermons/docx/23_2027-03-21_하나님우편에서신예수_행7장54-60절.docx
+++ b/acts-sermons/docx/23_2027-03-21_하나님우편에서신예수_행7장54-60절.docx
@@ -502,6 +502,19 @@
     </w:p>
     <w:p>
       <w:pPr>
+        <w:spacing w:after="160" w:line="360"/>
+      </w:pPr>
+      <w:r>
+        <w:rPr>
+          <w:rFonts w:ascii="맑은 고딕" w:cs="맑은 고딕" w:eastAsia="맑은 고딕" w:hAnsi="맑은 고딕"/>
+          <w:sz w:val="24"/>
+          <w:szCs w:val="24"/>
+        </w:rPr>
+        <w:t xml:space="preserve">가정에서도 이 일을 함께 하십시오. 온 가족이 식탁에 둘러앉아 짧게라도 말씀 한 구절을 읽고, 서로를 짓누르는 문제를 나누고, ‘주님은 지금 하나님 우편에 계신다’는 사실을 함께 고백하며 기도해 보십시오. 혼자서는 문제만 보이던 눈이, 함께 말씀을 붙들 때 주님을 보게 됩니다. 성령께서는 말씀과 기도라는 평범한 은혜의 방편을 통해 우리 눈을 여십니다.</w:t>
+      </w:r>
+    </w:p>
+    <w:p>
+      <w:pPr>
         <w:spacing w:after="200" w:before="200"/>
         <w:jc w:val="right"/>
       </w:pPr>
@@ -640,6 +653,19 @@
     </w:p>
     <w:p>
       <w:pPr>
+        <w:spacing w:after="160" w:line="360"/>
+      </w:pPr>
+      <w:r>
+        <w:rPr>
+          <w:rFonts w:ascii="맑은 고딕" w:cs="맑은 고딕" w:eastAsia="맑은 고딕" w:hAnsi="맑은 고딕"/>
+          <w:sz w:val="24"/>
+          <w:szCs w:val="24"/>
+        </w:rPr>
+        <w:t xml:space="preserve">여기서 우리는 그리스도의 승천이 우리 신앙에 얼마나 중요한지 깨닫습니다. 하이델베르크 요리문답 49문은 그리스도의 승천이 우리에게 주는 유익을 묻고, 그 첫째로 그분이 하늘에서 아버지 앞에 우리의 대언자가 되신다고 답합니다. 승천은 예수님이 우리를 떠나신 사건이 아닙니다. 우리를 위해 하늘 보좌 앞에 서신 사건입니다. 스데반은 그 진리를 눈으로 보았고, 우리는 말씀으로 그 진리를 믿습니다.</w:t>
+      </w:r>
+    </w:p>
+    <w:p>
+      <w:pPr>
         <w:spacing w:after="80"/>
       </w:pPr>
       <w:r>
@@ -815,6 +841,19 @@
           <w:szCs w:val="24"/>
         </w:rPr>
         <w:t xml:space="preserve">또 우리 양심이 우리를 고발할 때도 있습니다. 사탄은 여러분의 과거를 들추며 ‘너 같은 사람이 무슨 성도냐’고 속삭입니다. 그때 스가랴의 여호수아처럼 여러분 자신을 변호하려 하지 마십시오. 대언자 되신 예수님을 바라보십시오. 그리고 이번 주에는 사람의 인정을 구하는 마음을 내려놓고, 주님 앞에서 칭찬받는 삶을 목표로 살아 보십시오.</w:t>
+      </w:r>
+    </w:p>
+    <w:p>
+      <w:pPr>
+        <w:spacing w:after="160" w:line="360"/>
+      </w:pPr>
+      <w:r>
+        <w:rPr>
+          <w:rFonts w:ascii="맑은 고딕" w:cs="맑은 고딕" w:eastAsia="맑은 고딕" w:hAnsi="맑은 고딕"/>
+          <w:sz w:val="24"/>
+          <w:szCs w:val="24"/>
+        </w:rPr>
+        <w:t xml:space="preserve">구체적으로 이렇게 해 보십시오. 이번 주에 억울한 말을 들으면 곧바로 맞서 변명하거나 뒤에서 험담하는 대신, 잠시 멈추어 ‘주님, 저의 변호인이 되어 주옵소서’라고 기도하십시오. 해야 할 설명은 온유하게 하되, 판결은 주님께 맡기십시오. 내가 나를 변호하려고 애쓸수록 마음은 더 상하지만, 주님께 맡길 때 마음에 평안이 찾아옵니다.</w:t>
       </w:r>
     </w:p>
     <w:p>
@@ -939,6 +978,19 @@
           <w:sz w:val="24"/>
           <w:szCs w:val="24"/>
         </w:rPr>
+        <w:t xml:space="preserve">또 하나 주목할 것은 스데반이 ‘무릎을 꿇고’ 기도했다는 사실입니다(60절). 돌에 맞아 쓰러져 가는 순간에도 그는 무릎을 꿇었습니다. 그것은 패배자의 몸짓이 아니라 예배자의 몸짓이었습니다. 그는 자신의 마지막 숨까지 하나님께 드리는 예배로 바꾸었습니다.</w:t>
+      </w:r>
+    </w:p>
+    <w:p>
+      <w:pPr>
+        <w:spacing w:after="160" w:line="360"/>
+      </w:pPr>
+      <w:r>
+        <w:rPr>
+          <w:rFonts w:ascii="맑은 고딕" w:cs="맑은 고딕" w:eastAsia="맑은 고딕" w:hAnsi="맑은 고딕"/>
+          <w:sz w:val="24"/>
+          <w:szCs w:val="24"/>
+        </w:rPr>
         <w:t xml:space="preserve">그런데 58절에 한 이름이 지나가듯 등장합니다. ‘증인들이 옷을 벗어 사울이라 하는 청년의 발 앞에 두니라.’ 스데반의 죽음을 지켜보던 청년 사울, 그가 나중에 사도 바울이 됩니다. 스데반이 ‘이 죄를 그들에게 돌리지 마옵소서’라고 기도할 때, 그 ‘그들’ 속에는 사울도 있었습니다. 하나님은 그 기도를 들으셨습니다. 교회사의 오랜 지혜는 이렇게 말해 왔습니다. 스데반의 기도가 없었다면 바울도 없었을지 모른다고 말입니다.</w:t>
       </w:r>
     </w:p>
@@ -1273,6 +1325,19 @@
           <w:szCs w:val="24"/>
         </w:rPr>
         <w:t xml:space="preserve">하늘을 여시고 하나님 우편에 계신 주 예수님을 보여 주신 은혜의 하나님 아버지, 저희의 눈이 너무 자주 땅의 문제와 사람의 얼굴에만 머물러 있었음을 고백합니다. 성령으로 저희 눈을 열어 주셔서 영광의 주님을 바라보게 하옵소서.</w:t>
+      </w:r>
+    </w:p>
+    <w:p>
+      <w:pPr>
+        <w:spacing w:after="160" w:line="360"/>
+      </w:pPr>
+      <w:r>
+        <w:rPr>
+          <w:rFonts w:ascii="맑은 고딕" w:cs="맑은 고딕" w:eastAsia="맑은 고딕" w:hAnsi="맑은 고딕"/>
+          <w:sz w:val="24"/>
+          <w:szCs w:val="24"/>
+        </w:rPr>
+        <w:t xml:space="preserve">죽음 앞에서도 평안할 수 있는 믿음을 주시고, 사랑하는 이들을 먼저 하늘로 보낸 성도들을 부활의 소망으로 위로하여 주옵소서.</w:t>
       </w:r>
     </w:p>
     <w:p>

--- a/acts-sermons/docx/23_2027-03-21_하나님우편에서신예수_행7장54-60절.docx
+++ b/acts-sermons/docx/23_2027-03-21_하나님우편에서신예수_행7장54-60절.docx
@@ -609,7 +609,7 @@
           <w:sz w:val="24"/>
           <w:szCs w:val="24"/>
         </w:rPr>
-        <w:t xml:space="preserve">성경에서 예수님은 보통 하나님 우편에 ‘앉아’ 계신 분으로 묘사됩니다. 시편 110편 1절은 ‘내 우편에 앉아 있으라’고 말씀하고, 히브리서도 예수님이 속죄를 이루신 후 ‘하나님 우편에 앉으셨다’(히 10:12)고 말합니다. 앉아 계심은 구속 사역의 완성과 왕으로서의 통치를 뜻합니다.</w:t>
+        <w:t xml:space="preserve">성경에서 예수님은 보통 하나님 우편에 ‘앉아’ 계신 분으로 묘사됩니다. 시편 110편 1절은 ‘너는 내 오른쪽에 앉아 있으라’고 말씀하고, 히브리서도 예수님이 한 영원한 제사를 드리신 후 ‘하나님 우편에 앉으사’(히 10:12)라고 말합니다. 앉아 계심은 구속 사역의 완성과 왕으로서의 통치를 뜻합니다.</w:t>
       </w:r>
     </w:p>
     <w:p>
@@ -635,7 +635,7 @@
           <w:sz w:val="24"/>
           <w:szCs w:val="24"/>
         </w:rPr>
-        <w:t xml:space="preserve">또 스데반은 예수님을 ‘인자’라고 부릅니다. 복음서 밖에서 예수님을 인자라고 부르는 거의 유일한 장면입니다. 예수님은 공회 앞에서 재판받으실 때 ‘이 후에는 인자가 권능의 우편에 앉아 있으리라’(눅 22:69)고 말씀하셨습니다. 바로 그 공회가 지금 스데반을 정죄하고 있습니다. 스데반은 예수님의 그 말씀이 이루어졌음을 증언하고 있는 것입니다.</w:t>
+        <w:t xml:space="preserve">또 스데반은 예수님을 ‘인자’라고 부릅니다. 복음서 밖에서 예수님을 인자라고 부르는 거의 유일한 장면입니다. 예수님은 공회 앞에서 재판받으실 때 ‘그러나 이제부터는 인자가 하나님의 권능의 우편에 앉아 있으리라’(눅 22:69)고 말씀하셨습니다. 바로 그 공회가 지금 스데반을 정죄하고 있습니다. 스데반은 예수님의 그 말씀이 이루어졌음을 증언하고 있는 것입니다.</w:t>
       </w:r>
     </w:p>
     <w:p>
